--- a/Речь_Список_подарков.docx
+++ b/Речь_Список_подарков.docx
@@ -91,7 +91,7 @@
         <w:jc w:val="both"/>
       </w:pPr>
       <w:r>
-        <w:t>Писал я на Java. Сайт работает на встроенном HTTP-сервере Java, отдельный сервер ставить не пришлось. Данные хранятся в базе данных H2, которая работает прямо внутри приложения. За внешний вид отвечают HTML и CSS. Чтобы запустить сайт, достаточно установить JDK.</w:t>
+        <w:t>Писал я на Java. Сайт сделан на Spring Boot: в нём уже есть встроенный сервер, поэтому отдельный сервер ставить не пришлось. Данные хранятся в базе H2 (Spring Data JPA), которая работает прямо внутри приложения, а обращается к ней Spring Data JPA. Страницы строятся шаблонами Thymeleaf, а за внешний вид отвечает CSS. Чтобы запустить сайт, достаточно JDK и Maven и одной команды.</w:t>
       </w:r>
     </w:p>
     <w:p>

--- a/Речь_Список_подарков.docx
+++ b/Речь_Список_подарков.docx
@@ -91,7 +91,7 @@
         <w:jc w:val="both"/>
       </w:pPr>
       <w:r>
-        <w:t>Писал я на Java. Сайт сделан на Spring Boot: в нём уже есть встроенный сервер, поэтому отдельный сервер ставить не пришлось. Данные хранятся в базе H2 (Spring Data JPA), которая работает прямо внутри приложения, а обращается к ней Spring Data JPA. Страницы строятся шаблонами Thymeleaf, а за внешний вид отвечает CSS. Чтобы запустить сайт, достаточно JDK и Maven и одной команды.</w:t>
+        <w:t>Писал я на Java. Сайт сделан на Spring Boot: в нём уже есть встроенный сервер, поэтому отдельный сервер ставить не пришлось. Данные хранятся в базе H2, которая работает прямо внутри приложения, а обращается к ней Spring Data JPA. Страницы строятся шаблонами Thymeleaf, а за внешний вид отвечает CSS. Чтобы запустить сайт, достаточно JDK и Maven и одной команды.</w:t>
       </w:r>
     </w:p>
     <w:p>
